--- a/analysis/GSE118767/docs/GSE118767_代码方法.docx
+++ b/analysis/GSE118767/docs/GSE118767_代码方法.docx
@@ -3883,7 +3883,7 @@
       <w:r>
         <w:drawing>
           <wp:inline xmlns:a="http://schemas.openxmlformats.org/drawingml/2006/main" xmlns:pic="http://schemas.openxmlformats.org/drawingml/2006/picture">
-            <wp:extent cx="5400000" cy="2523403"/>
+            <wp:extent cx="5400000" cy="2523000"/>
             <wp:docPr id="1" name="Picture 1"/>
             <wp:cNvGraphicFramePr>
               <a:graphicFrameLocks noChangeAspect="1"/>
@@ -3892,7 +3892,7 @@
               <a:graphicData uri="http://schemas.openxmlformats.org/drawingml/2006/picture">
                 <pic:pic>
                   <pic:nvPicPr>
-                    <pic:cNvPr id="0" name="fig03_resolution_sweep.png"/>
+                    <pic:cNvPr id="0" name="docximg_b1857be1.png"/>
                     <pic:cNvPicPr/>
                   </pic:nvPicPr>
                   <pic:blipFill>
@@ -3904,7 +3904,7 @@
                   <pic:spPr>
                     <a:xfrm>
                       <a:off x="0" y="0"/>
-                      <a:ext cx="5400000" cy="2523403"/>
+                      <a:ext cx="5400000" cy="2523000"/>
                     </a:xfrm>
                     <a:prstGeom prst="rect"/>
                   </pic:spPr>
@@ -4386,7 +4386,7 @@
       <w:r>
         <w:drawing>
           <wp:inline xmlns:a="http://schemas.openxmlformats.org/drawingml/2006/main" xmlns:pic="http://schemas.openxmlformats.org/drawingml/2006/picture">
-            <wp:extent cx="5400000" cy="2090891"/>
+            <wp:extent cx="5400000" cy="2088000"/>
             <wp:docPr id="2" name="Picture 2"/>
             <wp:cNvGraphicFramePr>
               <a:graphicFrameLocks noChangeAspect="1"/>
@@ -4395,7 +4395,7 @@
               <a:graphicData uri="http://schemas.openxmlformats.org/drawingml/2006/picture">
                 <pic:pic>
                   <pic:nvPicPr>
-                    <pic:cNvPr id="0" name="fig06_subcluster_origin.png"/>
+                    <pic:cNvPr id="0" name="docximg_8b97bd5f.png"/>
                     <pic:cNvPicPr/>
                   </pic:nvPicPr>
                   <pic:blipFill>
@@ -4407,7 +4407,7 @@
                   <pic:spPr>
                     <a:xfrm>
                       <a:off x="0" y="0"/>
-                      <a:ext cx="5400000" cy="2090891"/>
+                      <a:ext cx="5400000" cy="2088000"/>
                     </a:xfrm>
                     <a:prstGeom prst="rect"/>
                   </pic:spPr>
